--- a/cc&devops pr2 output.docx
+++ b/cc&devops pr2 output.docx
@@ -130,7 +130,7 @@
                 <w:szCs w:val="32"/>
               </w:rPr>
               <w:drawing>
-                <wp:inline distT="0" distB="0" distL="0" distR="0" wp14:anchorId="662F06DA" wp14:editId="49CB8BCD">
+                <wp:inline distT="0" distB="0" distL="0" distR="0" wp14:anchorId="662F06DA" wp14:editId="39F12230">
                   <wp:extent cx="5731510" cy="2947035"/>
                   <wp:effectExtent l="0" t="0" r="2540" b="5715"/>
                   <wp:docPr id="276582746" name="Picture 1"/>
@@ -199,7 +199,7 @@
                 <w:szCs w:val="32"/>
               </w:rPr>
               <w:drawing>
-                <wp:inline distT="0" distB="0" distL="0" distR="0" wp14:anchorId="67D81E32" wp14:editId="6F1D156B">
+                <wp:inline distT="0" distB="0" distL="0" distR="0" wp14:anchorId="67D81E32" wp14:editId="54F79A8E">
                   <wp:extent cx="5731510" cy="2946970"/>
                   <wp:effectExtent l="0" t="0" r="2540" b="6350"/>
                   <wp:docPr id="52040971" name="Picture 1"/>
@@ -334,7 +334,7 @@
                 <w:szCs w:val="32"/>
               </w:rPr>
               <w:drawing>
-                <wp:inline distT="0" distB="0" distL="0" distR="0" wp14:anchorId="5156BC1A" wp14:editId="1E990337">
+                <wp:inline distT="0" distB="0" distL="0" distR="0" wp14:anchorId="5156BC1A" wp14:editId="540167CA">
                   <wp:extent cx="5731510" cy="2946970"/>
                   <wp:effectExtent l="0" t="0" r="2540" b="6350"/>
                   <wp:docPr id="548020104" name="Picture 1"/>
@@ -403,7 +403,7 @@
                 <w:szCs w:val="32"/>
               </w:rPr>
               <w:drawing>
-                <wp:inline distT="0" distB="0" distL="0" distR="0" wp14:anchorId="1558CD9C" wp14:editId="4A8D022B">
+                <wp:inline distT="0" distB="0" distL="0" distR="0" wp14:anchorId="1558CD9C" wp14:editId="739270E1">
                   <wp:extent cx="5731510" cy="2946970"/>
                   <wp:effectExtent l="0" t="0" r="2540" b="6350"/>
                   <wp:docPr id="924344019" name="Picture 1"/>
@@ -590,7 +590,7 @@
                 <w:szCs w:val="32"/>
               </w:rPr>
               <w:drawing>
-                <wp:inline distT="0" distB="0" distL="0" distR="0" wp14:anchorId="4631E069" wp14:editId="7D128533">
+                <wp:inline distT="0" distB="0" distL="0" distR="0" wp14:anchorId="4631E069" wp14:editId="0F70C06B">
                   <wp:extent cx="5418667" cy="1977317"/>
                   <wp:effectExtent l="0" t="0" r="0" b="4445"/>
                   <wp:docPr id="2075513359" name="Picture 1"/>
@@ -668,7 +668,7 @@
                 <w:szCs w:val="32"/>
               </w:rPr>
               <w:drawing>
-                <wp:inline distT="0" distB="0" distL="0" distR="0" wp14:anchorId="4349CA10" wp14:editId="3E2719B8">
+                <wp:inline distT="0" distB="0" distL="0" distR="0" wp14:anchorId="4349CA10" wp14:editId="66A6289B">
                   <wp:extent cx="4733225" cy="2947035"/>
                   <wp:effectExtent l="0" t="0" r="0" b="5715"/>
                   <wp:docPr id="2005259489" name="Picture 1"/>
@@ -738,7 +738,7 @@
                 <w:szCs w:val="32"/>
               </w:rPr>
               <w:drawing>
-                <wp:inline distT="0" distB="0" distL="0" distR="0" wp14:anchorId="39206DAB" wp14:editId="469430F6">
+                <wp:inline distT="0" distB="0" distL="0" distR="0" wp14:anchorId="39206DAB" wp14:editId="6D22AF26">
                   <wp:extent cx="5596467" cy="2873375"/>
                   <wp:effectExtent l="0" t="0" r="4445" b="3175"/>
                   <wp:docPr id="503926058" name="Picture 2"/>
@@ -930,9 +930,9 @@
                 <w:szCs w:val="40"/>
               </w:rPr>
               <w:drawing>
-                <wp:inline distT="0" distB="0" distL="0" distR="0" wp14:anchorId="5214D7EB" wp14:editId="04AC30B6">
-                  <wp:extent cx="5189670" cy="1691787"/>
-                  <wp:effectExtent l="0" t="0" r="0" b="3810"/>
+                <wp:inline distT="0" distB="0" distL="0" distR="0" wp14:anchorId="5214D7EB" wp14:editId="15EBC31B">
+                  <wp:extent cx="3707121" cy="1988820"/>
+                  <wp:effectExtent l="0" t="0" r="8255" b="0"/>
                   <wp:docPr id="1134094835" name="Picture 1"/>
                   <wp:cNvGraphicFramePr>
                     <a:graphicFrameLocks xmlns:a="http://schemas.openxmlformats.org/drawingml/2006/main" noChangeAspect="1"/>
@@ -941,7 +941,7 @@
                     <a:graphicData uri="http://schemas.openxmlformats.org/drawingml/2006/picture">
                       <pic:pic xmlns:pic="http://schemas.openxmlformats.org/drawingml/2006/picture">
                         <pic:nvPicPr>
-                          <pic:cNvPr id="1134094835" name="Picture 1134094835"/>
+                          <pic:cNvPr id="1134094835" name="Picture 1"/>
                           <pic:cNvPicPr/>
                         </pic:nvPicPr>
                         <pic:blipFill>
@@ -959,7 +959,7 @@
                         <pic:spPr>
                           <a:xfrm>
                             <a:off x="0" y="0"/>
-                            <a:ext cx="5189670" cy="1691787"/>
+                            <a:ext cx="3717615" cy="1994450"/>
                           </a:xfrm>
                           <a:prstGeom prst="rect">
                             <a:avLst/>
@@ -1034,9 +1034,9 @@
                 <w:szCs w:val="40"/>
               </w:rPr>
               <w:drawing>
-                <wp:inline distT="0" distB="0" distL="0" distR="0" wp14:anchorId="5CD55D87" wp14:editId="0071F2B7">
-                  <wp:extent cx="5151566" cy="1165961"/>
-                  <wp:effectExtent l="0" t="0" r="0" b="0"/>
+                <wp:inline distT="0" distB="0" distL="0" distR="0" wp14:anchorId="5CD55D87" wp14:editId="5D27F2FE">
+                  <wp:extent cx="4625929" cy="1925317"/>
+                  <wp:effectExtent l="0" t="0" r="3810" b="0"/>
                   <wp:docPr id="1002246659" name="Picture 2"/>
                   <wp:cNvGraphicFramePr>
                     <a:graphicFrameLocks xmlns:a="http://schemas.openxmlformats.org/drawingml/2006/main" noChangeAspect="1"/>
@@ -1045,7 +1045,7 @@
                     <a:graphicData uri="http://schemas.openxmlformats.org/drawingml/2006/picture">
                       <pic:pic xmlns:pic="http://schemas.openxmlformats.org/drawingml/2006/picture">
                         <pic:nvPicPr>
-                          <pic:cNvPr id="1002246659" name="Picture 1002246659"/>
+                          <pic:cNvPr id="1002246659" name="Picture 2"/>
                           <pic:cNvPicPr/>
                         </pic:nvPicPr>
                         <pic:blipFill>
@@ -1063,7 +1063,7 @@
                         <pic:spPr>
                           <a:xfrm>
                             <a:off x="0" y="0"/>
-                            <a:ext cx="5151566" cy="1165961"/>
+                            <a:ext cx="4625929" cy="1925317"/>
                           </a:xfrm>
                           <a:prstGeom prst="rect">
                             <a:avLst/>
@@ -1138,7 +1138,7 @@
                 <w:szCs w:val="40"/>
               </w:rPr>
               <w:drawing>
-                <wp:inline distT="0" distB="0" distL="0" distR="0" wp14:anchorId="2E7914D2" wp14:editId="5D595163">
+                <wp:inline distT="0" distB="0" distL="0" distR="0" wp14:anchorId="2E7914D2" wp14:editId="3D1F1984">
                   <wp:extent cx="5520267" cy="863600"/>
                   <wp:effectExtent l="0" t="0" r="4445" b="0"/>
                   <wp:docPr id="1042274556" name="Picture 3"/>
@@ -1239,16 +1239,7 @@
                 <w:szCs w:val="40"/>
               </w:rPr>
               <w:lastRenderedPageBreak/>
-              <w:t xml:space="preserve">Practical - </w:t>
-            </w:r>
-            <w:r>
-              <w:rPr>
-                <w:b/>
-                <w:bCs/>
-                <w:sz w:val="40"/>
-                <w:szCs w:val="40"/>
-              </w:rPr>
-              <w:t>4</w:t>
+              <w:t>Practical - 4</w:t>
             </w:r>
           </w:p>
         </w:tc>
@@ -1335,9 +1326,9 @@
                 <w:szCs w:val="40"/>
               </w:rPr>
               <w:drawing>
-                <wp:inline distT="0" distB="0" distL="0" distR="0" wp14:anchorId="2BF3152E" wp14:editId="1284F9A6">
-                  <wp:extent cx="5311600" cy="1417443"/>
-                  <wp:effectExtent l="0" t="0" r="3810" b="0"/>
+                <wp:inline distT="0" distB="0" distL="0" distR="0" wp14:anchorId="2BF3152E" wp14:editId="19E73029">
+                  <wp:extent cx="4862730" cy="1882140"/>
+                  <wp:effectExtent l="0" t="0" r="0" b="3810"/>
                   <wp:docPr id="1641378530" name="Picture 1"/>
                   <wp:cNvGraphicFramePr>
                     <a:graphicFrameLocks xmlns:a="http://schemas.openxmlformats.org/drawingml/2006/main" noChangeAspect="1"/>
@@ -1346,7 +1337,7 @@
                     <a:graphicData uri="http://schemas.openxmlformats.org/drawingml/2006/picture">
                       <pic:pic xmlns:pic="http://schemas.openxmlformats.org/drawingml/2006/picture">
                         <pic:nvPicPr>
-                          <pic:cNvPr id="1641378530" name="Picture 1641378530"/>
+                          <pic:cNvPr id="1641378530" name="Picture 1"/>
                           <pic:cNvPicPr/>
                         </pic:nvPicPr>
                         <pic:blipFill>
@@ -1364,7 +1355,7 @@
                         <pic:spPr>
                           <a:xfrm>
                             <a:off x="0" y="0"/>
-                            <a:ext cx="5311600" cy="1417443"/>
+                            <a:ext cx="4877627" cy="1887906"/>
                           </a:xfrm>
                           <a:prstGeom prst="rect">
                             <a:avLst/>
@@ -1439,9 +1430,9 @@
                 <w:szCs w:val="40"/>
               </w:rPr>
               <w:drawing>
-                <wp:inline distT="0" distB="0" distL="0" distR="0" wp14:anchorId="1A2E0F2D" wp14:editId="2B3718D4">
-                  <wp:extent cx="5310000" cy="1328673"/>
-                  <wp:effectExtent l="0" t="0" r="5080" b="5080"/>
+                <wp:inline distT="0" distB="0" distL="0" distR="0" wp14:anchorId="1A2E0F2D" wp14:editId="309905FB">
+                  <wp:extent cx="5354033" cy="1709420"/>
+                  <wp:effectExtent l="0" t="0" r="0" b="5080"/>
                   <wp:docPr id="1690068612" name="Picture 2"/>
                   <wp:cNvGraphicFramePr>
                     <a:graphicFrameLocks xmlns:a="http://schemas.openxmlformats.org/drawingml/2006/main" noChangeAspect="1"/>
@@ -1450,7 +1441,7 @@
                     <a:graphicData uri="http://schemas.openxmlformats.org/drawingml/2006/picture">
                       <pic:pic xmlns:pic="http://schemas.openxmlformats.org/drawingml/2006/picture">
                         <pic:nvPicPr>
-                          <pic:cNvPr id="1690068612" name="Picture 1690068612"/>
+                          <pic:cNvPr id="1690068612" name="Picture 2"/>
                           <pic:cNvPicPr/>
                         </pic:nvPicPr>
                         <pic:blipFill>
@@ -1468,7 +1459,7 @@
                         <pic:spPr>
                           <a:xfrm>
                             <a:off x="0" y="0"/>
-                            <a:ext cx="5310000" cy="1328673"/>
+                            <a:ext cx="5362998" cy="1712282"/>
                           </a:xfrm>
                           <a:prstGeom prst="rect">
                             <a:avLst/>
@@ -1573,6 +1564,564 @@
                           <a:xfrm>
                             <a:off x="0" y="0"/>
                             <a:ext cx="5400000" cy="1574314"/>
+                          </a:xfrm>
+                          <a:prstGeom prst="rect">
+                            <a:avLst/>
+                          </a:prstGeom>
+                        </pic:spPr>
+                      </pic:pic>
+                    </a:graphicData>
+                  </a:graphic>
+                </wp:inline>
+              </w:drawing>
+            </w:r>
+          </w:p>
+        </w:tc>
+      </w:tr>
+    </w:tbl>
+    <w:p>
+      <w:pPr>
+        <w:rPr>
+          <w:sz w:val="32"/>
+          <w:szCs w:val="32"/>
+        </w:rPr>
+      </w:pPr>
+    </w:p>
+    <w:p>
+      <w:pPr>
+        <w:rPr>
+          <w:sz w:val="32"/>
+          <w:szCs w:val="32"/>
+        </w:rPr>
+      </w:pPr>
+    </w:p>
+    <w:tbl>
+      <w:tblPr>
+        <w:tblStyle w:val="TableGrid"/>
+        <w:tblpPr w:leftFromText="180" w:rightFromText="180" w:vertAnchor="page" w:horzAnchor="margin" w:tblpY="1561"/>
+        <w:tblW w:w="0" w:type="auto"/>
+        <w:tblLook w:val="04A0" w:firstRow="1" w:lastRow="0" w:firstColumn="1" w:lastColumn="0" w:noHBand="0" w:noVBand="1"/>
+      </w:tblPr>
+      <w:tblGrid>
+        <w:gridCol w:w="9016"/>
+      </w:tblGrid>
+      <w:tr>
+        <w:tc>
+          <w:tcPr>
+            <w:tcW w:w="9016" w:type="dxa"/>
+            <w:vAlign w:val="center"/>
+          </w:tcPr>
+          <w:p>
+            <w:pPr>
+              <w:rPr>
+                <w:b/>
+                <w:bCs/>
+                <w:sz w:val="40"/>
+                <w:szCs w:val="40"/>
+              </w:rPr>
+            </w:pPr>
+            <w:r>
+              <w:rPr>
+                <w:b/>
+                <w:bCs/>
+                <w:sz w:val="40"/>
+                <w:szCs w:val="40"/>
+              </w:rPr>
+              <w:lastRenderedPageBreak/>
+              <w:t>Practical – 5</w:t>
+            </w:r>
+          </w:p>
+        </w:tc>
+      </w:tr>
+      <w:tr>
+        <w:trPr>
+          <w:trHeight w:val="5669"/>
+        </w:trPr>
+        <w:tc>
+          <w:tcPr>
+            <w:tcW w:w="9016" w:type="dxa"/>
+            <w:vAlign w:val="center"/>
+          </w:tcPr>
+          <w:p>
+            <w:pPr>
+              <w:jc w:val="center"/>
+              <w:rPr>
+                <w:b/>
+                <w:bCs/>
+                <w:sz w:val="40"/>
+                <w:szCs w:val="40"/>
+              </w:rPr>
+            </w:pPr>
+            <w:r>
+              <w:rPr>
+                <w:b/>
+                <w:bCs/>
+                <w:noProof/>
+                <w:sz w:val="40"/>
+                <w:szCs w:val="40"/>
+              </w:rPr>
+              <w:drawing>
+                <wp:inline distT="0" distB="0" distL="0" distR="0" wp14:anchorId="47D85EA7" wp14:editId="60A1E019">
+                  <wp:extent cx="5265420" cy="3449955"/>
+                  <wp:effectExtent l="0" t="0" r="0" b="0"/>
+                  <wp:docPr id="509124982" name="Picture 3"/>
+                  <wp:cNvGraphicFramePr>
+                    <a:graphicFrameLocks xmlns:a="http://schemas.openxmlformats.org/drawingml/2006/main" noChangeAspect="1"/>
+                  </wp:cNvGraphicFramePr>
+                  <a:graphic xmlns:a="http://schemas.openxmlformats.org/drawingml/2006/main">
+                    <a:graphicData uri="http://schemas.openxmlformats.org/drawingml/2006/picture">
+                      <pic:pic xmlns:pic="http://schemas.openxmlformats.org/drawingml/2006/picture">
+                        <pic:nvPicPr>
+                          <pic:cNvPr id="509124982" name="Picture 509124982"/>
+                          <pic:cNvPicPr/>
+                        </pic:nvPicPr>
+                        <pic:blipFill>
+                          <a:blip r:embed="rId20" cstate="print">
+                            <a:extLst>
+                              <a:ext uri="{28A0092B-C50C-407E-A947-70E740481C1C}">
+                                <a14:useLocalDpi xmlns:a14="http://schemas.microsoft.com/office/drawing/2010/main" val="0"/>
+                              </a:ext>
+                            </a:extLst>
+                          </a:blip>
+                          <a:stretch>
+                            <a:fillRect/>
+                          </a:stretch>
+                        </pic:blipFill>
+                        <pic:spPr>
+                          <a:xfrm>
+                            <a:off x="0" y="0"/>
+                            <a:ext cx="5265420" cy="3449955"/>
+                          </a:xfrm>
+                          <a:prstGeom prst="rect">
+                            <a:avLst/>
+                          </a:prstGeom>
+                        </pic:spPr>
+                      </pic:pic>
+                    </a:graphicData>
+                  </a:graphic>
+                </wp:inline>
+              </w:drawing>
+            </w:r>
+          </w:p>
+        </w:tc>
+      </w:tr>
+      <w:tr>
+        <w:trPr>
+          <w:trHeight w:val="5669"/>
+        </w:trPr>
+        <w:tc>
+          <w:tcPr>
+            <w:tcW w:w="9016" w:type="dxa"/>
+            <w:vAlign w:val="center"/>
+          </w:tcPr>
+          <w:p>
+            <w:pPr>
+              <w:jc w:val="center"/>
+              <w:rPr>
+                <w:b/>
+                <w:bCs/>
+                <w:noProof/>
+                <w:sz w:val="40"/>
+                <w:szCs w:val="40"/>
+              </w:rPr>
+            </w:pPr>
+            <w:r>
+              <w:rPr>
+                <w:b/>
+                <w:bCs/>
+                <w:noProof/>
+                <w:sz w:val="40"/>
+                <w:szCs w:val="40"/>
+              </w:rPr>
+              <w:drawing>
+                <wp:inline distT="0" distB="0" distL="0" distR="0" wp14:anchorId="2076A20C" wp14:editId="14E8CC08">
+                  <wp:extent cx="5554980" cy="3089910"/>
+                  <wp:effectExtent l="0" t="0" r="7620" b="0"/>
+                  <wp:docPr id="905316587" name="Picture 4"/>
+                  <wp:cNvGraphicFramePr>
+                    <a:graphicFrameLocks xmlns:a="http://schemas.openxmlformats.org/drawingml/2006/main" noChangeAspect="1"/>
+                  </wp:cNvGraphicFramePr>
+                  <a:graphic xmlns:a="http://schemas.openxmlformats.org/drawingml/2006/main">
+                    <a:graphicData uri="http://schemas.openxmlformats.org/drawingml/2006/picture">
+                      <pic:pic xmlns:pic="http://schemas.openxmlformats.org/drawingml/2006/picture">
+                        <pic:nvPicPr>
+                          <pic:cNvPr id="905316587" name="Picture 905316587"/>
+                          <pic:cNvPicPr/>
+                        </pic:nvPicPr>
+                        <pic:blipFill>
+                          <a:blip r:embed="rId21">
+                            <a:extLst>
+                              <a:ext uri="{28A0092B-C50C-407E-A947-70E740481C1C}">
+                                <a14:useLocalDpi xmlns:a14="http://schemas.microsoft.com/office/drawing/2010/main" val="0"/>
+                              </a:ext>
+                            </a:extLst>
+                          </a:blip>
+                          <a:stretch>
+                            <a:fillRect/>
+                          </a:stretch>
+                        </pic:blipFill>
+                        <pic:spPr>
+                          <a:xfrm>
+                            <a:off x="0" y="0"/>
+                            <a:ext cx="5554980" cy="3089910"/>
+                          </a:xfrm>
+                          <a:prstGeom prst="rect">
+                            <a:avLst/>
+                          </a:prstGeom>
+                        </pic:spPr>
+                      </pic:pic>
+                    </a:graphicData>
+                  </a:graphic>
+                </wp:inline>
+              </w:drawing>
+            </w:r>
+          </w:p>
+        </w:tc>
+      </w:tr>
+    </w:tbl>
+    <w:p>
+      <w:pPr>
+        <w:rPr>
+          <w:sz w:val="32"/>
+          <w:szCs w:val="32"/>
+        </w:rPr>
+      </w:pPr>
+    </w:p>
+    <w:p>
+      <w:pPr>
+        <w:rPr>
+          <w:sz w:val="32"/>
+          <w:szCs w:val="32"/>
+        </w:rPr>
+      </w:pPr>
+    </w:p>
+    <w:p>
+      <w:pPr>
+        <w:rPr>
+          <w:sz w:val="32"/>
+          <w:szCs w:val="32"/>
+        </w:rPr>
+      </w:pPr>
+    </w:p>
+    <w:p>
+      <w:pPr>
+        <w:rPr>
+          <w:sz w:val="32"/>
+          <w:szCs w:val="32"/>
+        </w:rPr>
+      </w:pPr>
+    </w:p>
+    <w:tbl>
+      <w:tblPr>
+        <w:tblStyle w:val="TableGrid"/>
+        <w:tblpPr w:leftFromText="180" w:rightFromText="180" w:vertAnchor="page" w:horzAnchor="margin" w:tblpY="1561"/>
+        <w:tblW w:w="0" w:type="auto"/>
+        <w:tblLook w:val="04A0" w:firstRow="1" w:lastRow="0" w:firstColumn="1" w:lastColumn="0" w:noHBand="0" w:noVBand="1"/>
+      </w:tblPr>
+      <w:tblGrid>
+        <w:gridCol w:w="9016"/>
+      </w:tblGrid>
+      <w:tr>
+        <w:tc>
+          <w:tcPr>
+            <w:tcW w:w="9016" w:type="dxa"/>
+            <w:vAlign w:val="center"/>
+          </w:tcPr>
+          <w:p>
+            <w:pPr>
+              <w:rPr>
+                <w:b/>
+                <w:bCs/>
+                <w:sz w:val="40"/>
+                <w:szCs w:val="40"/>
+              </w:rPr>
+            </w:pPr>
+            <w:r>
+              <w:rPr>
+                <w:b/>
+                <w:bCs/>
+                <w:sz w:val="40"/>
+                <w:szCs w:val="40"/>
+              </w:rPr>
+              <w:t xml:space="preserve">Practical – </w:t>
+            </w:r>
+            <w:r>
+              <w:rPr>
+                <w:b/>
+                <w:bCs/>
+                <w:sz w:val="40"/>
+                <w:szCs w:val="40"/>
+              </w:rPr>
+              <w:t>10</w:t>
+            </w:r>
+          </w:p>
+        </w:tc>
+      </w:tr>
+      <w:tr>
+        <w:trPr>
+          <w:trHeight w:val="5669"/>
+        </w:trPr>
+        <w:tc>
+          <w:tcPr>
+            <w:tcW w:w="9016" w:type="dxa"/>
+            <w:vAlign w:val="center"/>
+          </w:tcPr>
+          <w:p>
+            <w:pPr>
+              <w:jc w:val="center"/>
+              <w:rPr>
+                <w:b/>
+                <w:bCs/>
+                <w:sz w:val="40"/>
+                <w:szCs w:val="40"/>
+              </w:rPr>
+            </w:pPr>
+            <w:r>
+              <w:rPr>
+                <w:b/>
+                <w:bCs/>
+                <w:noProof/>
+                <w:sz w:val="40"/>
+                <w:szCs w:val="40"/>
+              </w:rPr>
+              <w:drawing>
+                <wp:inline distT="0" distB="0" distL="0" distR="0" wp14:anchorId="58845C8C" wp14:editId="4E3F54DD">
+                  <wp:extent cx="5516880" cy="2195228"/>
+                  <wp:effectExtent l="0" t="0" r="7620" b="0"/>
+                  <wp:docPr id="1230660894" name="Picture 5"/>
+                  <wp:cNvGraphicFramePr>
+                    <a:graphicFrameLocks xmlns:a="http://schemas.openxmlformats.org/drawingml/2006/main" noChangeAspect="1"/>
+                  </wp:cNvGraphicFramePr>
+                  <a:graphic xmlns:a="http://schemas.openxmlformats.org/drawingml/2006/main">
+                    <a:graphicData uri="http://schemas.openxmlformats.org/drawingml/2006/picture">
+                      <pic:pic xmlns:pic="http://schemas.openxmlformats.org/drawingml/2006/picture">
+                        <pic:nvPicPr>
+                          <pic:cNvPr id="1230660894" name="Picture 5"/>
+                          <pic:cNvPicPr/>
+                        </pic:nvPicPr>
+                        <pic:blipFill>
+                          <a:blip r:embed="rId22" cstate="print">
+                            <a:extLst>
+                              <a:ext uri="{28A0092B-C50C-407E-A947-70E740481C1C}">
+                                <a14:useLocalDpi xmlns:a14="http://schemas.microsoft.com/office/drawing/2010/main" val="0"/>
+                              </a:ext>
+                            </a:extLst>
+                          </a:blip>
+                          <a:stretch>
+                            <a:fillRect/>
+                          </a:stretch>
+                        </pic:blipFill>
+                        <pic:spPr>
+                          <a:xfrm>
+                            <a:off x="0" y="0"/>
+                            <a:ext cx="5516880" cy="2195228"/>
+                          </a:xfrm>
+                          <a:prstGeom prst="rect">
+                            <a:avLst/>
+                          </a:prstGeom>
+                        </pic:spPr>
+                      </pic:pic>
+                    </a:graphicData>
+                  </a:graphic>
+                </wp:inline>
+              </w:drawing>
+            </w:r>
+          </w:p>
+        </w:tc>
+      </w:tr>
+      <w:tr>
+        <w:trPr>
+          <w:trHeight w:val="5669"/>
+        </w:trPr>
+        <w:tc>
+          <w:tcPr>
+            <w:tcW w:w="9016" w:type="dxa"/>
+            <w:vAlign w:val="center"/>
+          </w:tcPr>
+          <w:p>
+            <w:pPr>
+              <w:jc w:val="center"/>
+              <w:rPr>
+                <w:b/>
+                <w:bCs/>
+                <w:noProof/>
+                <w:sz w:val="40"/>
+                <w:szCs w:val="40"/>
+              </w:rPr>
+            </w:pPr>
+            <w:r>
+              <w:rPr>
+                <w:b/>
+                <w:bCs/>
+                <w:noProof/>
+                <w:sz w:val="40"/>
+                <w:szCs w:val="40"/>
+              </w:rPr>
+              <w:drawing>
+                <wp:inline distT="0" distB="0" distL="0" distR="0" wp14:anchorId="02FF6E27" wp14:editId="7FBB447C">
+                  <wp:extent cx="5554980" cy="2528413"/>
+                  <wp:effectExtent l="0" t="0" r="7620" b="5715"/>
+                  <wp:docPr id="1818310631" name="Picture 4"/>
+                  <wp:cNvGraphicFramePr>
+                    <a:graphicFrameLocks xmlns:a="http://schemas.openxmlformats.org/drawingml/2006/main" noChangeAspect="1"/>
+                  </wp:cNvGraphicFramePr>
+                  <a:graphic xmlns:a="http://schemas.openxmlformats.org/drawingml/2006/main">
+                    <a:graphicData uri="http://schemas.openxmlformats.org/drawingml/2006/picture">
+                      <pic:pic xmlns:pic="http://schemas.openxmlformats.org/drawingml/2006/picture">
+                        <pic:nvPicPr>
+                          <pic:cNvPr id="1818310631" name="Picture 4"/>
+                          <pic:cNvPicPr/>
+                        </pic:nvPicPr>
+                        <pic:blipFill>
+                          <a:blip r:embed="rId23" cstate="print">
+                            <a:extLst>
+                              <a:ext uri="{28A0092B-C50C-407E-A947-70E740481C1C}">
+                                <a14:useLocalDpi xmlns:a14="http://schemas.microsoft.com/office/drawing/2010/main" val="0"/>
+                              </a:ext>
+                            </a:extLst>
+                          </a:blip>
+                          <a:stretch>
+                            <a:fillRect/>
+                          </a:stretch>
+                        </pic:blipFill>
+                        <pic:spPr>
+                          <a:xfrm>
+                            <a:off x="0" y="0"/>
+                            <a:ext cx="5554980" cy="2528413"/>
+                          </a:xfrm>
+                          <a:prstGeom prst="rect">
+                            <a:avLst/>
+                          </a:prstGeom>
+                        </pic:spPr>
+                      </pic:pic>
+                    </a:graphicData>
+                  </a:graphic>
+                </wp:inline>
+              </w:drawing>
+            </w:r>
+          </w:p>
+        </w:tc>
+      </w:tr>
+    </w:tbl>
+    <w:p>
+      <w:pPr>
+        <w:rPr>
+          <w:sz w:val="32"/>
+          <w:szCs w:val="32"/>
+        </w:rPr>
+      </w:pPr>
+    </w:p>
+    <w:p>
+      <w:pPr>
+        <w:rPr>
+          <w:sz w:val="32"/>
+          <w:szCs w:val="32"/>
+        </w:rPr>
+      </w:pPr>
+    </w:p>
+    <w:p>
+      <w:pPr>
+        <w:rPr>
+          <w:sz w:val="32"/>
+          <w:szCs w:val="32"/>
+        </w:rPr>
+      </w:pPr>
+    </w:p>
+    <w:tbl>
+      <w:tblPr>
+        <w:tblStyle w:val="TableGrid"/>
+        <w:tblpPr w:leftFromText="180" w:rightFromText="180" w:vertAnchor="page" w:horzAnchor="margin" w:tblpY="1561"/>
+        <w:tblW w:w="0" w:type="auto"/>
+        <w:tblLook w:val="04A0" w:firstRow="1" w:lastRow="0" w:firstColumn="1" w:lastColumn="0" w:noHBand="0" w:noVBand="1"/>
+      </w:tblPr>
+      <w:tblGrid>
+        <w:gridCol w:w="9016"/>
+      </w:tblGrid>
+      <w:tr>
+        <w:tc>
+          <w:tcPr>
+            <w:tcW w:w="9016" w:type="dxa"/>
+            <w:vAlign w:val="center"/>
+          </w:tcPr>
+          <w:p>
+            <w:pPr>
+              <w:rPr>
+                <w:b/>
+                <w:bCs/>
+                <w:sz w:val="40"/>
+                <w:szCs w:val="40"/>
+              </w:rPr>
+            </w:pPr>
+            <w:r>
+              <w:rPr>
+                <w:b/>
+                <w:bCs/>
+                <w:sz w:val="40"/>
+                <w:szCs w:val="40"/>
+              </w:rPr>
+              <w:t>Practical – 10</w:t>
+            </w:r>
+          </w:p>
+        </w:tc>
+      </w:tr>
+      <w:tr>
+        <w:trPr>
+          <w:trHeight w:val="5669"/>
+        </w:trPr>
+        <w:tc>
+          <w:tcPr>
+            <w:tcW w:w="9016" w:type="dxa"/>
+            <w:vAlign w:val="center"/>
+          </w:tcPr>
+          <w:p>
+            <w:pPr>
+              <w:jc w:val="center"/>
+              <w:rPr>
+                <w:b/>
+                <w:bCs/>
+                <w:sz w:val="40"/>
+                <w:szCs w:val="40"/>
+              </w:rPr>
+            </w:pPr>
+            <w:r>
+              <w:rPr>
+                <w:b/>
+                <w:bCs/>
+                <w:noProof/>
+                <w:sz w:val="40"/>
+                <w:szCs w:val="40"/>
+              </w:rPr>
+              <w:drawing>
+                <wp:inline distT="0" distB="0" distL="0" distR="0" wp14:anchorId="387A664F" wp14:editId="3E23D550">
+                  <wp:extent cx="5185280" cy="2195228"/>
+                  <wp:effectExtent l="0" t="0" r="0" b="0"/>
+                  <wp:docPr id="2959988" name="Picture 5"/>
+                  <wp:cNvGraphicFramePr>
+                    <a:graphicFrameLocks xmlns:a="http://schemas.openxmlformats.org/drawingml/2006/main" noChangeAspect="1"/>
+                  </wp:cNvGraphicFramePr>
+                  <a:graphic xmlns:a="http://schemas.openxmlformats.org/drawingml/2006/main">
+                    <a:graphicData uri="http://schemas.openxmlformats.org/drawingml/2006/picture">
+                      <pic:pic xmlns:pic="http://schemas.openxmlformats.org/drawingml/2006/picture">
+                        <pic:nvPicPr>
+                          <pic:cNvPr id="2959988" name="Picture 5"/>
+                          <pic:cNvPicPr/>
+                        </pic:nvPicPr>
+                        <pic:blipFill>
+                          <a:blip r:embed="rId24" cstate="print">
+                            <a:extLst>
+                              <a:ext uri="{28A0092B-C50C-407E-A947-70E740481C1C}">
+                                <a14:useLocalDpi xmlns:a14="http://schemas.microsoft.com/office/drawing/2010/main" val="0"/>
+                              </a:ext>
+                            </a:extLst>
+                          </a:blip>
+                          <a:stretch>
+                            <a:fillRect/>
+                          </a:stretch>
+                        </pic:blipFill>
+                        <pic:spPr>
+                          <a:xfrm>
+                            <a:off x="0" y="0"/>
+                            <a:ext cx="5185280" cy="2195228"/>
                           </a:xfrm>
                           <a:prstGeom prst="rect">
                             <a:avLst/>
@@ -2062,7 +2611,7 @@
   <w:style w:type="paragraph" w:default="1" w:styleId="Normal">
     <w:name w:val="Normal"/>
     <w:qFormat/>
-    <w:rsid w:val="00382017"/>
+    <w:rsid w:val="00CD14FA"/>
   </w:style>
   <w:style w:type="paragraph" w:styleId="Heading1">
     <w:name w:val="heading 1"/>
